--- a/dns-architecture.docx
+++ b/dns-architecture.docx
@@ -13713,7 +13713,11 @@
   <w:p>
     <w:pPr>
       <w:pStyle w:val="Footer"/>
+      <w:spacing w:before="80"/>
       <w:jc w:val="right"/>
+      <w:pBdr>
+        <w:top w:val="single" w:sz="4" w:space="4" w:color="E5E7EB"/>
+      </w:pBdr>
     </w:pPr>
     <w:r>
       <w:rPr>
@@ -13724,7 +13728,7 @@
         <w:sz w:val="20"/>
         <w:rFonts w:ascii="Roboto" w:hAnsi="Roboto" w:cs="Roboto"/>
       </w:rPr>
-      <w:t>RUPP Year 4 — Windows Server Lab Reference  |  Roboto Monochrome</w:t>
+      <w:t>RUPP Year 4 — Windows Server</w:t>
     </w:r>
   </w:p>
 </w:ftr>

--- a/dns-architecture.docx
+++ b/dns-architecture.docx
@@ -579,71 +579,78 @@
                 <w:sz w:val="19"/>
                 <w:rFonts w:ascii="Consolas" w:hAnsi="Consolas" w:cs="Consolas"/>
               </w:rPr>
-              <w:t>flowchart TD</w:t>
+              <w:t>flowchart LR</w:t>
               <w:br/>
-              <w:t xml:space="preserve">    subgraph Internet ["🌐 Public WAN"]</w:t>
+              <w:t xml:space="preserve">    %% Styling Definitions</w:t>
               <w:br/>
-              <w:t xml:space="preserve">        Cloudflare["Cloudflare Anycast DNS (1.1.1.1)\n• Endpoint: https://dns.cloudflare.com/dns-query\n• Port: 443 (TLS 1.3 / DoH)"]</w:t>
+              <w:t xml:space="preserve">    classDef client fill:#ECFDF5,stroke:#10B981,stroke-width:1.5px,color:#064E3B;</w:t>
               <w:br/>
-              <w:t xml:space="preserve">        Google["Google Public DNS (8.8.8.8)\n• Fallback Upstream Resolver"]</w:t>
+              <w:t xml:space="preserve">    classDef server fill:#EFF6FF,stroke:#3B82F6,stroke-width:1.5px,color:#1E3A8A;</w:t>
+              <w:br/>
+              <w:t xml:space="preserve">    classDef docker fill:#0F172A,stroke:#0EA5E9,stroke-width:2px,color:#F8FAFC;</w:t>
+              <w:br/>
+              <w:t xml:space="preserve">    classDef phys fill:#FFFBEB,stroke:#F59E0B,stroke-width:1.5px,color:#78350F;</w:t>
+              <w:br/>
+              <w:t xml:space="preserve">    classDef wan fill:#FAF5FF,stroke:#A855F7,stroke-width:1.5px,color:#581C87;</w:t>
+              <w:br/>
+              <w:br/>
+              <w:t xml:space="preserve">    subgraph VMwareLayer ["📦 VMware Virtualization (NAT VMnet8: 192.168.1.0/24)"]</w:t>
+              <w:br/>
+              <w:t xml:space="preserve">        direction LR</w:t>
+              <w:br/>
+              <w:br/>
+              <w:t xml:space="preserve">        ClientVM["&lt;b&gt;💻 Client Devices&lt;/b&gt;&lt;br/&gt;pro-win-client&lt;br/&gt;IP: &lt;b&gt;192.168.1.20&lt;/b&gt;&lt;br/&gt;DNS: 192.168.1.10"]:::client</w:t>
+              <w:br/>
+              <w:br/>
+              <w:t xml:space="preserve">        subgraph WinServerVM ["🪟 Windows Server (WIN-J17IMHCEMA9.e6.local)"]</w:t>
+              <w:br/>
+              <w:t xml:space="preserve">            direction TB</w:t>
+              <w:br/>
+              <w:t xml:space="preserve">            WinDNS["&lt;b&gt;Tier 1: Native Windows DNS&lt;/b&gt;&lt;br/&gt;IP: &lt;b&gt;192.168.1.10:53&lt;/b&gt; (UDP/TCP)&lt;br/&gt;Auth Zone: &lt;b&gt;*.e6.local&lt;/b&gt;&lt;br/&gt;Forwarder: 192.168.1.11:53"]:::server</w:t>
+              <w:br/>
+              <w:t xml:space="preserve">            AdGuard["&lt;b&gt;Tier 2: AdGuard Home Docker&lt;/b&gt;&lt;br/&gt;IP: &lt;b&gt;192.168.1.11:53&lt;/b&gt;&lt;br/&gt;Ad &amp; Malware Sinkhole&lt;br/&gt;Upstream: Cloudflare DoH"]:::docker</w:t>
+              <w:br/>
+              <w:t xml:space="preserve">            WinDNS --&gt;|"Forward External (:53)"| AdGuard</w:t>
+              <w:br/>
+              <w:t xml:space="preserve">        end</w:t>
+              <w:br/>
               <w:br/>
               <w:t xml:space="preserve">    end</w:t>
               <w:br/>
               <w:br/>
-              <w:t xml:space="preserve">    subgraph PhysicalEnvironment ["🏠 Physical Layer (Cambodia / Ezecom ISP)"]</w:t>
+              <w:t xml:space="preserve">    subgraph PhysicalEnvironment ["🏠 Physical Layer (Cambodia / Ezecom)"]</w:t>
               <w:br/>
-              <w:t xml:space="preserve">        EzecomGPON["📡 Ezecom GPON Router\n• Gateway IP: 192.168.100.1\n• Role: Physical L2/L3 Gateway\n• Sees only encrypted port 443 traffic"]</w:t>
+              <w:t xml:space="preserve">        direction TB</w:t>
               <w:br/>
-              <w:t xml:space="preserve">        PhysicalHost["🖥️ Physical Host PC (Windows 10/11)\n• Runs VMware Workstation Pro / Player"]</w:t>
+              <w:t xml:space="preserve">        PhysicalHost["&lt;b&gt;🖥️ Physical Host PC&lt;/b&gt;&lt;br/&gt;Windows 10/11 (VMware Host)"]:::phys</w:t>
+              <w:br/>
+              <w:t xml:space="preserve">        EzecomGPON["&lt;b&gt;📡 Ezecom GPON Router&lt;/b&gt;&lt;br/&gt;Gateway: &lt;b&gt;192.168.100.1&lt;/b&gt;&lt;br/&gt;Sees only DoH (Port 443)"]:::phys</w:t>
+              <w:br/>
+              <w:t xml:space="preserve">        PhysicalHost --- EzecomGPON</w:t>
               <w:br/>
               <w:t xml:space="preserve">    end</w:t>
               <w:br/>
               <w:br/>
-              <w:t xml:space="preserve">    subgraph VMwareLayer ["📦 VMware Virtualization (NAT VMnet8: 192.168.1.0/24)"]</w:t>
+              <w:t xml:space="preserve">    subgraph Internet ["🌐 Public WAN (TLS 1.3 DoH)"]</w:t>
               <w:br/>
-              <w:t xml:space="preserve">        subgraph WinServerVM ["🪟 Windows Server Guest OS (WIN-J17IMHCEMA9.e6.local)"]</w:t>
+              <w:t xml:space="preserve">        direction TB</w:t>
               <w:br/>
-              <w:t xml:space="preserve">            </w:t>
+              <w:t xml:space="preserve">        Cloudflare["&lt;b&gt;Cloudflare DNS (1.1.1.1)&lt;/b&gt;&lt;br/&gt;https://dns.cloudflare.com/dns-query&lt;br/&gt;Port 443 (DoH)"]:::wan</w:t>
               <w:br/>
-              <w:t xml:space="preserve">            subgraph Tier1 ["Tier 1: Local &amp; Directory Authority"]</w:t>
-              <w:br/>
-              <w:t xml:space="preserve">                WinDNS["🗄️ Native Windows DNS Server\n• Listening on: 192.168.1.10:53 (UDP/TCP)\n• Authoritative Zone: *.e6.local\n• Forwarder Target: 192.168.1.11:53"]</w:t>
-              <w:br/>
-              <w:t xml:space="preserve">            end</w:t>
-              <w:br/>
-              <w:br/>
-              <w:t xml:space="preserve">            subgraph Tier2 ["Tier 2: Filtering &amp; Cryptographic Gateway"]</w:t>
-              <w:br/>
-              <w:t xml:space="preserve">                DockerDaemon["🐳 Docker Engine (WSL2 Backend)"]</w:t>
-              <w:br/>
-              <w:t xml:space="preserve">                AdGuard["🛡️ AdGuard Home Container\n• Listening on: 192.168.1.11:53 (UDP/TCP)\n• Web Management: 8080:80 (HTTP)\n• Upstream: https://1.1.1.1/dns-query"]</w:t>
-              <w:br/>
-              <w:t xml:space="preserve">                DockerDaemon --- AdGuard</w:t>
-              <w:br/>
-              <w:t xml:space="preserve">            end</w:t>
-              <w:br/>
-              <w:br/>
-              <w:t xml:space="preserve">            WinDNS -- "Forward unresolved queries\n(Port 53 to 192.168.1.11)" --&gt; AdGuard</w:t>
-              <w:br/>
-              <w:t xml:space="preserve">        end</w:t>
-              <w:br/>
-              <w:br/>
-              <w:t xml:space="preserve">        ClientVM["💻 Client Devices / Lab VMs (pro-win-client)\n• IP: 192.168.1.20\n• Primary DNS: 192.168.1.10"]</w:t>
+              <w:t xml:space="preserve">        Google["&lt;b&gt;Google DNS (8.8.8.8)&lt;/b&gt;&lt;br/&gt;Fallback Resolver"]:::wan</w:t>
               <w:br/>
               <w:t xml:space="preserve">    end</w:t>
               <w:br/>
               <w:br/>
-              <w:t xml:space="preserve">    %% Network links</w:t>
+              <w:t xml:space="preserve">    %% Network flows</w:t>
               <w:br/>
-              <w:t xml:space="preserve">    PhysicalHost --- EzecomGPON</w:t>
+              <w:t xml:space="preserve">    ClientVM --&gt;|"1. Port 53 Queries"| WinDNS</w:t>
               <w:br/>
-              <w:t xml:space="preserve">    EzecomGPON &lt;--&gt; Cloudflare</w:t>
+              <w:t xml:space="preserve">    AdGuard --&gt;|"2. Encrypted DoH (Port 443)"| EzecomGPON</w:t>
+              <w:br/>
+              <w:t xml:space="preserve">    EzecomGPON &lt;--&gt;|"3. TLS 1.3"| Cloudflare</w:t>
               <w:br/>
               <w:t xml:space="preserve">    EzecomGPON &lt;--&gt; Google</w:t>
-              <w:br/>
-              <w:t xml:space="preserve">    ClientVM -- "Port 53 Queries" --&gt; WinDNS</w:t>
-              <w:br/>
-              <w:t xml:space="preserve">    AdGuard -- "TLS Encrypted Packets (Port 443)" --&gt; EzecomGPON</w:t>
             </w:r>
           </w:p>
         </w:tc>
@@ -1876,48 +1883,72 @@
                 <w:sz w:val="19"/>
                 <w:rFonts w:ascii="Consolas" w:hAnsi="Consolas" w:cs="Consolas"/>
               </w:rPr>
-              <w:t>flowchart TD</w:t>
+              <w:t>flowchart LR</w:t>
               <w:br/>
-              <w:t xml:space="preserve">    subgraph HostAndInternet ["🌐 External Network &amp; Physical Host"]</w:t>
+              <w:t xml:space="preserve">    %% Styling Definitions</w:t>
               <w:br/>
-              <w:t xml:space="preserve">        PhysicalWiFi["📡 Physical Wi-Fi / Campus / Home Router\n• Dynamic IP (e.g., 10.1.79.209 or 192.168.100.4)"]</w:t>
+              <w:t xml:space="preserve">    classDef client fill:#ECFDF5,stroke:#10B981,stroke-width:1.5px,color:#064E3B;</w:t>
               <w:br/>
-              <w:t xml:space="preserve">        VMwareNAT["⚙️ VMware NAT Virtual Router (VMnet8)\n• Gateway: 192.168.1.1\n• Translates internal VM traffic to host socket"]</w:t>
+              <w:t xml:space="preserve">    classDef server fill:#EFF6FF,stroke:#3B82F6,stroke-width:1.5px,color:#1E3A8A;</w:t>
               <w:br/>
-              <w:t xml:space="preserve">        CloudflareDoH["🔒 Cloudflare DoH (1.1.1.1:443)\n• Upstream encrypted resolver"]</w:t>
+              <w:t xml:space="preserve">    classDef docker fill:#0F172A,stroke:#0EA5E9,stroke-width:2px,color:#F8FAFC;</w:t>
               <w:br/>
-              <w:t xml:space="preserve">        </w:t>
+              <w:t xml:space="preserve">    classDef nat fill:#FFFBEB,stroke:#F59E0B,stroke-width:1.5px,color:#78350F;</w:t>
               <w:br/>
-              <w:t xml:space="preserve">        PhysicalWiFi &lt;--&gt; CloudflareDoH</w:t>
+              <w:t xml:space="preserve">    classDef wan fill:#FAF5FF,stroke:#A855F7,stroke-width:1.5px,color:#581C87;</w:t>
               <w:br/>
-              <w:t xml:space="preserve">        VMwareNAT &lt;--&gt; PhysicalWiFi</w:t>
+              <w:br/>
+              <w:t xml:space="preserve">    subgraph VMnet8Subnet ["📦 VMware Private Subnet (192.168.1.0/24)"]</w:t>
+              <w:br/>
+              <w:t xml:space="preserve">        direction LR</w:t>
+              <w:br/>
+              <w:br/>
+              <w:t xml:space="preserve">        ClientVM["&lt;b&gt;💻 Client VM&lt;/b&gt;&lt;br/&gt;pro-win-client&lt;br/&gt;IP: &lt;b&gt;192.168.1.20&lt;/b&gt;&lt;br/&gt;Gateway: 192.168.1.1&lt;br/&gt;DNS: 192.168.1.10"]:::client</w:t>
+              <w:br/>
+              <w:br/>
+              <w:t xml:space="preserve">        subgraph ServerVM ["🪟 Windows Server (WIN-J17IMHCEMA9.e6.local)"]</w:t>
+              <w:br/>
+              <w:t xml:space="preserve">            direction TB</w:t>
+              <w:br/>
+              <w:t xml:space="preserve">            NativeDNS["&lt;b&gt;Tier 1: Windows DNS&lt;/b&gt;&lt;br/&gt;IP: &lt;b&gt;192.168.1.10:53&lt;/b&gt;&lt;br/&gt;Auth: &lt;b&gt;e6.local&lt;/b&gt;&lt;br/&gt;Forwarder: 192.168.1.11:53"]:::server</w:t>
+              <w:br/>
+              <w:t xml:space="preserve">            AdGuardDocker["&lt;b&gt;Tier 2: AdGuard Docker&lt;/b&gt;&lt;br/&gt;IP: &lt;b&gt;192.168.1.11:53&lt;/b&gt;&lt;br/&gt;Sinkhole (0.0.0.0)&lt;br/&gt;Upstream: Cloudflare DoH"]:::docker</w:t>
+              <w:br/>
+              <w:t xml:space="preserve">            NativeDNS --&gt;|"Forward Unresolved (:53)"| AdGuardDocker</w:t>
+              <w:br/>
+              <w:t xml:space="preserve">        end</w:t>
+              <w:br/>
               <w:br/>
               <w:t xml:space="preserve">    end</w:t>
               <w:br/>
               <w:br/>
-              <w:t xml:space="preserve">    subgraph VMnet8Subnet ["📦 VMware Private Subnet (192.168.1.0/24)"]</w:t>
+              <w:t xml:space="preserve">    subgraph NATRouter ["⚙️ VMware NAT Router"]</w:t>
               <w:br/>
-              <w:t xml:space="preserve">        ClientVM["💻 Client VM (pro-win-client)\n• IP: 192.168.1.20\n• Gateway: 192.168.1.1\n• Primary DNS: 192.168.1.10"]</w:t>
+              <w:t xml:space="preserve">        VMwareNAT["&lt;b&gt;VMware NAT Gateway (VMnet8)&lt;/b&gt;&lt;br/&gt;IP: &lt;b&gt;192.168.1.1&lt;/b&gt;&lt;br/&gt;Stateful Packet Inspection&lt;br/&gt;Translates to Host Socket"]:::nat</w:t>
+              <w:br/>
+              <w:t xml:space="preserve">    end</w:t>
               <w:br/>
               <w:br/>
-              <w:t xml:space="preserve">        subgraph ServerVM ["🪟 Windows Server (WIN-J17IMHCEMA9.e6.local)\n• Primary IP: 192.168.1.10\n• Secondary IP: 192.168.1.11\n• Gateway: 192.168.1.1"]</w:t>
+              <w:t xml:space="preserve">    subgraph ExternalWAN ["🌐 External Network &amp; WAN"]</w:t>
               <w:br/>
-              <w:t xml:space="preserve">            NativeDNS["🗄️ Tier 1: Windows DNS Server\n• Listening on: 192.168.1.10:53\n• Authoritative Zone: e6.local\n• Forwarder Target: 192.168.1.11:53"]</w:t>
+              <w:t xml:space="preserve">        direction TB</w:t>
               <w:br/>
-              <w:t xml:space="preserve">            AdGuardDocker["🛡️ Tier 2: AdGuard Home (Docker)\n• Listening on: 192.168.1.11:53\n• Blocklists / Sinkhole (0.0.0.0)\n• Forwarder to https://1.1.1.1/dns-query"]</w:t>
+              <w:t xml:space="preserve">        PhysicalWiFi["&lt;b&gt;Physical Wi-Fi / Router&lt;/b&gt;&lt;br/&gt;Dynamic IP (e.g., 10.1.79.209)"]:::wan</w:t>
               <w:br/>
-              <w:t xml:space="preserve">            </w:t>
+              <w:t xml:space="preserve">        CloudflareDoH["&lt;b&gt;Cloudflare DoH (1.1.1.1)&lt;/b&gt;&lt;br/&gt;Port: &lt;b&gt;443 (TLS 1.3)&lt;/b&gt;&lt;br/&gt;Encrypted Upstream"]:::wan</w:t>
               <w:br/>
-              <w:t xml:space="preserve">            NativeDNS -- "Forward Unresolved (192.168.1.11:53)" --&gt; AdGuardDocker</w:t>
+              <w:t xml:space="preserve">        PhysicalWiFi &lt;--&gt; CloudflareDoH</w:t>
               <w:br/>
-              <w:t xml:space="preserve">        end</w:t>
+              <w:t xml:space="preserve">    end</w:t>
               <w:br/>
               <w:br/>
-              <w:t xml:space="preserve">        ClientVM -- "1. Standard UDP:53 Queries" --&gt; NativeDNS</w:t>
+              <w:t xml:space="preserve">    %% Flow connections</w:t>
               <w:br/>
-              <w:t xml:space="preserve">        AdGuardDocker -- "2. Egress TLS Packets (Port 443)" --&gt; VMwareNAT</w:t>
+              <w:t xml:space="preserve">    ClientVM --&gt;|"1. UDP:53 Queries"| NativeDNS</w:t>
               <w:br/>
-              <w:t xml:space="preserve">    end</w:t>
+              <w:t xml:space="preserve">    AdGuardDocker --&gt;|"2. Egress TLS (Port 443)"| VMwareNAT</w:t>
+              <w:br/>
+              <w:t xml:space="preserve">    VMwareNAT &lt;--&gt;|"3. Outbound NAT"| PhysicalWiFi</w:t>
             </w:r>
           </w:p>
         </w:tc>
